--- a/src/main/resources/static/sample-templates/agency_word_sample.docx
+++ b/src/main/resources/static/sample-templates/agency_word_sample.docx
@@ -30,7 +30,7 @@
       <w:pPr>
         <w:pStyle w:val="ac"/>
         <w:rPr>
-          <w:rFonts w:ascii="微軟正黑體" w:eastAsia="微軟正黑體" w:hAnsi="微軟正黑體" w:hint="eastAsia"/>
+          <w:rFonts w:ascii="微軟正黑體" w:eastAsia="微軟正黑體" w:hAnsi="微軟正黑體"/>
           <w:b/>
           <w:i w:val="0"/>
         </w:rPr>
@@ -41,7 +41,25 @@
           <w:b/>
           <w:i w:val="0"/>
         </w:rPr>
-        <w:t xml:space="preserve">{{country}}  {{days_count}} </w:t>
+        <w:t>{{country</w:t>
+      </w:r>
+      <w:proofErr w:type="gramStart"/>
+      <w:r>
+        <w:rPr>
+          <w:rFonts w:ascii="微軟正黑體" w:eastAsia="微軟正黑體" w:hAnsi="微軟正黑體" w:hint="eastAsia"/>
+          <w:b/>
+          <w:i w:val="0"/>
+        </w:rPr>
+        <w:t>}}  {</w:t>
+      </w:r>
+      <w:proofErr w:type="gramEnd"/>
+      <w:r>
+        <w:rPr>
+          <w:rFonts w:ascii="微軟正黑體" w:eastAsia="微軟正黑體" w:hAnsi="微軟正黑體" w:hint="eastAsia"/>
+          <w:b/>
+          <w:i w:val="0"/>
+        </w:rPr>
+        <w:t xml:space="preserve">{days_count}} </w:t>
       </w:r>
       <w:r>
         <w:t xml:space="preserve"> </w:t>
@@ -56,11 +74,6 @@
       </w:r>
     </w:p>
     <w:p>
-      <w:pPr>
-        <w:rPr>
-          <w:rFonts w:hint="eastAsia"/>
-        </w:rPr>
-      </w:pPr>
       <w:r>
         <w:t>{{images_block}}</w:t>
       </w:r>
@@ -141,7 +154,7 @@
               <w:spacing w:line="0" w:lineRule="atLeast"/>
               <w:jc w:val="center"/>
               <w:rPr>
-                <w:rFonts w:ascii="微軟正黑體" w:eastAsia="微軟正黑體" w:hAnsi="微軟正黑體" w:hint="eastAsia"/>
+                <w:rFonts w:ascii="微軟正黑體" w:eastAsia="微軟正黑體" w:hAnsi="微軟正黑體"/>
               </w:rPr>
             </w:pPr>
             <w:r>
@@ -168,9 +181,55 @@
               <w:spacing w:line="0" w:lineRule="atLeast"/>
               <w:jc w:val="center"/>
               <w:rPr>
-                <w:rFonts w:ascii="微軟正黑體" w:eastAsia="微軟正黑體" w:hAnsi="微軟正黑體" w:hint="eastAsia"/>
-              </w:rPr>
-            </w:pPr>
+                <w:rFonts w:ascii="微軟正黑體" w:eastAsia="微軟正黑體" w:hAnsi="微軟正黑體"/>
+              </w:rPr>
+            </w:pPr>
+            <w:r>
+              <w:rPr>
+                <w:rFonts w:ascii="微軟正黑體" w:eastAsia="微軟正黑體" w:hAnsi="微軟正黑體" w:hint="eastAsia"/>
+              </w:rPr>
+              <w:t>{{</w:t>
+            </w:r>
+            <w:proofErr w:type="spellStart"/>
+            <w:r>
+              <w:rPr>
+                <w:rFonts w:ascii="微軟正黑體" w:eastAsia="微軟正黑體" w:hAnsi="微軟正黑體" w:hint="eastAsia"/>
+              </w:rPr>
+              <w:t>outbound_departure_airport</w:t>
+            </w:r>
+            <w:proofErr w:type="spellEnd"/>
+            <w:r>
+              <w:rPr>
+                <w:rFonts w:ascii="微軟正黑體" w:eastAsia="微軟正黑體" w:hAnsi="微軟正黑體" w:hint="eastAsia"/>
+              </w:rPr>
+              <w:t>}}</w:t>
+            </w:r>
+            <w:r>
+              <w:rPr>
+                <w:rFonts w:ascii="微軟正黑體" w:eastAsia="微軟正黑體" w:hAnsi="微軟正黑體" w:hint="eastAsia"/>
+              </w:rPr>
+              <w:t>/</w:t>
+            </w:r>
+            <w:r>
+              <w:rPr>
+                <w:rFonts w:ascii="微軟正黑體" w:eastAsia="微軟正黑體" w:hAnsi="微軟正黑體" w:hint="eastAsia"/>
+              </w:rPr>
+              <w:t>{{</w:t>
+            </w:r>
+            <w:proofErr w:type="spellStart"/>
+            <w:r>
+              <w:rPr>
+                <w:rFonts w:ascii="微軟正黑體" w:eastAsia="微軟正黑體" w:hAnsi="微軟正黑體" w:hint="eastAsia"/>
+              </w:rPr>
+              <w:t>outbound_arrival_airport</w:t>
+            </w:r>
+            <w:proofErr w:type="spellEnd"/>
+            <w:r>
+              <w:rPr>
+                <w:rFonts w:ascii="微軟正黑體" w:eastAsia="微軟正黑體" w:hAnsi="微軟正黑體" w:hint="eastAsia"/>
+              </w:rPr>
+              <w:t>}}</w:t>
+            </w:r>
           </w:p>
         </w:tc>
         <w:tc>
@@ -189,9 +248,55 @@
               <w:spacing w:line="0" w:lineRule="atLeast"/>
               <w:jc w:val="center"/>
               <w:rPr>
-                <w:rFonts w:ascii="微軟正黑體" w:eastAsia="微軟正黑體" w:hAnsi="微軟正黑體" w:hint="eastAsia"/>
-              </w:rPr>
-            </w:pPr>
+                <w:rFonts w:ascii="微軟正黑體" w:eastAsia="微軟正黑體" w:hAnsi="微軟正黑體"/>
+              </w:rPr>
+            </w:pPr>
+            <w:r>
+              <w:rPr>
+                <w:rFonts w:ascii="微軟正黑體" w:eastAsia="微軟正黑體" w:hAnsi="微軟正黑體" w:hint="eastAsia"/>
+              </w:rPr>
+              <w:t>{{</w:t>
+            </w:r>
+            <w:proofErr w:type="spellStart"/>
+            <w:r>
+              <w:rPr>
+                <w:rFonts w:ascii="微軟正黑體" w:eastAsia="微軟正黑體" w:hAnsi="微軟正黑體" w:hint="eastAsia"/>
+              </w:rPr>
+              <w:t>outbound_departure_time</w:t>
+            </w:r>
+            <w:proofErr w:type="spellEnd"/>
+            <w:r>
+              <w:rPr>
+                <w:rFonts w:ascii="微軟正黑體" w:eastAsia="微軟正黑體" w:hAnsi="微軟正黑體" w:hint="eastAsia"/>
+              </w:rPr>
+              <w:t>}}</w:t>
+            </w:r>
+            <w:r>
+              <w:rPr>
+                <w:rFonts w:ascii="微軟正黑體" w:eastAsia="微軟正黑體" w:hAnsi="微軟正黑體" w:hint="eastAsia"/>
+              </w:rPr>
+              <w:t>/</w:t>
+            </w:r>
+            <w:r>
+              <w:rPr>
+                <w:rFonts w:ascii="微軟正黑體" w:eastAsia="微軟正黑體" w:hAnsi="微軟正黑體" w:hint="eastAsia"/>
+              </w:rPr>
+              <w:t>{{</w:t>
+            </w:r>
+            <w:proofErr w:type="spellStart"/>
+            <w:r>
+              <w:rPr>
+                <w:rFonts w:ascii="微軟正黑體" w:eastAsia="微軟正黑體" w:hAnsi="微軟正黑體" w:hint="eastAsia"/>
+              </w:rPr>
+              <w:t>outbound_arrival_time</w:t>
+            </w:r>
+            <w:proofErr w:type="spellEnd"/>
+            <w:r>
+              <w:rPr>
+                <w:rFonts w:ascii="微軟正黑體" w:eastAsia="微軟正黑體" w:hAnsi="微軟正黑體" w:hint="eastAsia"/>
+              </w:rPr>
+              <w:t>}}</w:t>
+            </w:r>
           </w:p>
         </w:tc>
       </w:tr>
@@ -240,7 +345,7 @@
               <w:spacing w:line="0" w:lineRule="atLeast"/>
               <w:jc w:val="center"/>
               <w:rPr>
-                <w:rFonts w:ascii="微軟正黑體" w:eastAsia="微軟正黑體" w:hAnsi="微軟正黑體" w:hint="eastAsia"/>
+                <w:rFonts w:ascii="微軟正黑體" w:eastAsia="微軟正黑體" w:hAnsi="微軟正黑體"/>
               </w:rPr>
             </w:pPr>
             <w:r>
@@ -267,9 +372,55 @@
               <w:spacing w:line="0" w:lineRule="atLeast"/>
               <w:jc w:val="center"/>
               <w:rPr>
-                <w:rFonts w:ascii="微軟正黑體" w:eastAsia="微軟正黑體" w:hAnsi="微軟正黑體" w:hint="eastAsia"/>
-              </w:rPr>
-            </w:pPr>
+                <w:rFonts w:ascii="微軟正黑體" w:eastAsia="微軟正黑體" w:hAnsi="微軟正黑體"/>
+              </w:rPr>
+            </w:pPr>
+            <w:r>
+              <w:rPr>
+                <w:rFonts w:ascii="微軟正黑體" w:eastAsia="微軟正黑體" w:hAnsi="微軟正黑體" w:hint="eastAsia"/>
+              </w:rPr>
+              <w:t>{{</w:t>
+            </w:r>
+            <w:proofErr w:type="spellStart"/>
+            <w:r>
+              <w:rPr>
+                <w:rFonts w:ascii="微軟正黑體" w:eastAsia="微軟正黑體" w:hAnsi="微軟正黑體" w:hint="eastAsia"/>
+              </w:rPr>
+              <w:t>return_departure_airport</w:t>
+            </w:r>
+            <w:proofErr w:type="spellEnd"/>
+            <w:r>
+              <w:rPr>
+                <w:rFonts w:ascii="微軟正黑體" w:eastAsia="微軟正黑體" w:hAnsi="微軟正黑體" w:hint="eastAsia"/>
+              </w:rPr>
+              <w:t>}}</w:t>
+            </w:r>
+            <w:r>
+              <w:rPr>
+                <w:rFonts w:ascii="微軟正黑體" w:eastAsia="微軟正黑體" w:hAnsi="微軟正黑體" w:hint="eastAsia"/>
+              </w:rPr>
+              <w:t>/</w:t>
+            </w:r>
+            <w:r>
+              <w:rPr>
+                <w:rFonts w:ascii="微軟正黑體" w:eastAsia="微軟正黑體" w:hAnsi="微軟正黑體" w:hint="eastAsia"/>
+              </w:rPr>
+              <w:t>{{</w:t>
+            </w:r>
+            <w:proofErr w:type="spellStart"/>
+            <w:r>
+              <w:rPr>
+                <w:rFonts w:ascii="微軟正黑體" w:eastAsia="微軟正黑體" w:hAnsi="微軟正黑體" w:hint="eastAsia"/>
+              </w:rPr>
+              <w:t>return_arrival_airport</w:t>
+            </w:r>
+            <w:proofErr w:type="spellEnd"/>
+            <w:r>
+              <w:rPr>
+                <w:rFonts w:ascii="微軟正黑體" w:eastAsia="微軟正黑體" w:hAnsi="微軟正黑體" w:hint="eastAsia"/>
+              </w:rPr>
+              <w:t>}}</w:t>
+            </w:r>
           </w:p>
         </w:tc>
         <w:tc>
@@ -288,9 +439,55 @@
               <w:spacing w:line="0" w:lineRule="atLeast"/>
               <w:jc w:val="center"/>
               <w:rPr>
-                <w:rFonts w:ascii="微軟正黑體" w:eastAsia="微軟正黑體" w:hAnsi="微軟正黑體" w:hint="eastAsia"/>
-              </w:rPr>
-            </w:pPr>
+                <w:rFonts w:ascii="微軟正黑體" w:eastAsia="微軟正黑體" w:hAnsi="微軟正黑體"/>
+              </w:rPr>
+            </w:pPr>
+            <w:r>
+              <w:rPr>
+                <w:rFonts w:ascii="微軟正黑體" w:eastAsia="微軟正黑體" w:hAnsi="微軟正黑體" w:hint="eastAsia"/>
+              </w:rPr>
+              <w:t>{{</w:t>
+            </w:r>
+            <w:proofErr w:type="spellStart"/>
+            <w:r>
+              <w:rPr>
+                <w:rFonts w:ascii="微軟正黑體" w:eastAsia="微軟正黑體" w:hAnsi="微軟正黑體" w:hint="eastAsia"/>
+              </w:rPr>
+              <w:t>return_departure_time</w:t>
+            </w:r>
+            <w:proofErr w:type="spellEnd"/>
+            <w:r>
+              <w:rPr>
+                <w:rFonts w:ascii="微軟正黑體" w:eastAsia="微軟正黑體" w:hAnsi="微軟正黑體" w:hint="eastAsia"/>
+              </w:rPr>
+              <w:t>}}</w:t>
+            </w:r>
+            <w:r>
+              <w:rPr>
+                <w:rFonts w:ascii="微軟正黑體" w:eastAsia="微軟正黑體" w:hAnsi="微軟正黑體" w:hint="eastAsia"/>
+              </w:rPr>
+              <w:t>/</w:t>
+            </w:r>
+            <w:r>
+              <w:rPr>
+                <w:rFonts w:ascii="微軟正黑體" w:eastAsia="微軟正黑體" w:hAnsi="微軟正黑體" w:hint="eastAsia"/>
+              </w:rPr>
+              <w:t>{{</w:t>
+            </w:r>
+            <w:proofErr w:type="spellStart"/>
+            <w:r>
+              <w:rPr>
+                <w:rFonts w:ascii="微軟正黑體" w:eastAsia="微軟正黑體" w:hAnsi="微軟正黑體" w:hint="eastAsia"/>
+              </w:rPr>
+              <w:t>return_arrival_time</w:t>
+            </w:r>
+            <w:proofErr w:type="spellEnd"/>
+            <w:r>
+              <w:rPr>
+                <w:rFonts w:ascii="微軟正黑體" w:eastAsia="微軟正黑體" w:hAnsi="微軟正黑體" w:hint="eastAsia"/>
+              </w:rPr>
+              <w:t>}}</w:t>
+            </w:r>
           </w:p>
         </w:tc>
       </w:tr>
@@ -314,7 +511,7 @@
             <w:pPr>
               <w:spacing w:line="0" w:lineRule="atLeast"/>
               <w:rPr>
-                <w:rFonts w:ascii="微軟正黑體" w:eastAsia="微軟正黑體" w:hAnsi="微軟正黑體" w:hint="eastAsia"/>
+                <w:rFonts w:ascii="微軟正黑體" w:eastAsia="微軟正黑體" w:hAnsi="微軟正黑體"/>
                 <w:b/>
                 <w:sz w:val="20"/>
                 <w:szCs w:val="20"/>
@@ -346,7 +543,7 @@
               <w:spacing w:line="0" w:lineRule="atLeast"/>
               <w:jc w:val="center"/>
               <w:rPr>
-                <w:rFonts w:ascii="微軟正黑體" w:eastAsia="微軟正黑體" w:hAnsi="微軟正黑體" w:hint="eastAsia"/>
+                <w:rFonts w:ascii="微軟正黑體" w:eastAsia="微軟正黑體" w:hAnsi="微軟正黑體"/>
                 <w:b/>
                 <w:sz w:val="32"/>
               </w:rPr>
@@ -363,13 +560,7 @@
         </w:tc>
       </w:tr>
     </w:tbl>
-    <w:p>
-      <w:pPr>
-        <w:rPr>
-          <w:rFonts w:hint="eastAsia"/>
-        </w:rPr>
-      </w:pPr>
-    </w:p>
+    <w:p/>
     <w:p>
       <w:r>
         <w:t>{{day_start}}</w:t>
@@ -446,7 +637,7 @@
             <w:pPr>
               <w:spacing w:line="0" w:lineRule="atLeast"/>
               <w:rPr>
-                <w:rFonts w:ascii="微軟正黑體" w:eastAsia="微軟正黑體" w:hAnsi="微軟正黑體" w:cs="Arial" w:hint="eastAsia"/>
+                <w:rFonts w:ascii="微軟正黑體" w:eastAsia="微軟正黑體" w:hAnsi="微軟正黑體" w:cs="Arial"/>
                 <w:b/>
                 <w:color w:val="000000" w:themeColor="text1"/>
                 <w:sz w:val="28"/>
@@ -461,7 +652,29 @@
                 <w:sz w:val="28"/>
                 <w:szCs w:val="28"/>
               </w:rPr>
-              <w:t>{{day.title}}</w:t>
+              <w:t>{{</w:t>
+            </w:r>
+            <w:proofErr w:type="gramStart"/>
+            <w:r>
+              <w:rPr>
+                <w:rFonts w:ascii="微軟正黑體" w:eastAsia="微軟正黑體" w:hAnsi="微軟正黑體" w:cs="Arial" w:hint="eastAsia"/>
+                <w:b/>
+                <w:color w:val="000000" w:themeColor="text1"/>
+                <w:sz w:val="28"/>
+                <w:szCs w:val="28"/>
+              </w:rPr>
+              <w:t>day.title</w:t>
+            </w:r>
+            <w:proofErr w:type="gramEnd"/>
+            <w:r>
+              <w:rPr>
+                <w:rFonts w:ascii="微軟正黑體" w:eastAsia="微軟正黑體" w:hAnsi="微軟正黑體" w:cs="Arial" w:hint="eastAsia"/>
+                <w:b/>
+                <w:color w:val="000000" w:themeColor="text1"/>
+                <w:sz w:val="28"/>
+                <w:szCs w:val="28"/>
+              </w:rPr>
+              <w:t>}}</w:t>
             </w:r>
           </w:p>
         </w:tc>
@@ -491,7 +704,7 @@
               <w:adjustRightInd w:val="0"/>
               <w:snapToGrid w:val="0"/>
               <w:rPr>
-                <w:rFonts w:ascii="微軟正黑體" w:eastAsia="微軟正黑體" w:hAnsi="微軟正黑體" w:hint="eastAsia"/>
+                <w:rFonts w:ascii="微軟正黑體" w:eastAsia="微軟正黑體" w:hAnsi="微軟正黑體"/>
               </w:rPr>
             </w:pPr>
             <w:r>
@@ -508,18 +721,38 @@
               <w:adjustRightInd w:val="0"/>
               <w:snapToGrid w:val="0"/>
               <w:rPr>
-                <w:rFonts w:ascii="微軟正黑體" w:eastAsia="微軟正黑體" w:hAnsi="微軟正黑體" w:hint="eastAsia"/>
+                <w:rFonts w:ascii="微軟正黑體" w:eastAsia="微軟正黑體" w:hAnsi="微軟正黑體"/>
                 <w:color w:val="4F81BD" w:themeColor="accent1"/>
               </w:rPr>
             </w:pPr>
+            <w:proofErr w:type="gramStart"/>
             <w:r>
               <w:rPr>
                 <w:rFonts w:ascii="微軟正黑體" w:eastAsia="微軟正黑體" w:hAnsi="微軟正黑體" w:hint="eastAsia"/>
                 <w:b/>
                 <w:color w:val="C0504D" w:themeColor="accent2"/>
               </w:rPr>
-              <w:t>【{{item.name}}】</w:t>
-            </w:r>
+              <w:t>【</w:t>
+            </w:r>
+            <w:proofErr w:type="gramEnd"/>
+            <w:r>
+              <w:rPr>
+                <w:rFonts w:ascii="微軟正黑體" w:eastAsia="微軟正黑體" w:hAnsi="微軟正黑體" w:hint="eastAsia"/>
+                <w:b/>
+                <w:color w:val="C0504D" w:themeColor="accent2"/>
+              </w:rPr>
+              <w:t>{{item.name}}</w:t>
+            </w:r>
+            <w:proofErr w:type="gramStart"/>
+            <w:r>
+              <w:rPr>
+                <w:rFonts w:ascii="微軟正黑體" w:eastAsia="微軟正黑體" w:hAnsi="微軟正黑體" w:hint="eastAsia"/>
+                <w:b/>
+                <w:color w:val="C0504D" w:themeColor="accent2"/>
+              </w:rPr>
+              <w:t>】</w:t>
+            </w:r>
+            <w:proofErr w:type="gramEnd"/>
             <w:r>
               <w:rPr>
                 <w:rFonts w:ascii="微軟正黑體" w:eastAsia="微軟正黑體" w:hAnsi="微軟正黑體" w:hint="eastAsia"/>
@@ -541,14 +774,28 @@
               <w:adjustRightInd w:val="0"/>
               <w:snapToGrid w:val="0"/>
               <w:rPr>
-                <w:rFonts w:ascii="微軟正黑體" w:eastAsia="微軟正黑體" w:hAnsi="微軟正黑體" w:hint="eastAsia"/>
-              </w:rPr>
-            </w:pPr>
-            <w:r>
-              <w:rPr>
-                <w:rFonts w:ascii="微軟正黑體" w:eastAsia="微軟正黑體" w:hAnsi="微軟正黑體" w:hint="eastAsia"/>
-              </w:rPr>
-              <w:t>{{item.description}}</w:t>
+                <w:rFonts w:ascii="微軟正黑體" w:eastAsia="微軟正黑體" w:hAnsi="微軟正黑體"/>
+              </w:rPr>
+            </w:pPr>
+            <w:r>
+              <w:rPr>
+                <w:rFonts w:ascii="微軟正黑體" w:eastAsia="微軟正黑體" w:hAnsi="微軟正黑體" w:hint="eastAsia"/>
+              </w:rPr>
+              <w:t>{{</w:t>
+            </w:r>
+            <w:proofErr w:type="gramStart"/>
+            <w:r>
+              <w:rPr>
+                <w:rFonts w:ascii="微軟正黑體" w:eastAsia="微軟正黑體" w:hAnsi="微軟正黑體" w:hint="eastAsia"/>
+              </w:rPr>
+              <w:t>item.description</w:t>
+            </w:r>
+            <w:proofErr w:type="gramEnd"/>
+            <w:r>
+              <w:rPr>
+                <w:rFonts w:ascii="微軟正黑體" w:eastAsia="微軟正黑體" w:hAnsi="微軟正黑體" w:hint="eastAsia"/>
+              </w:rPr>
+              <w:t>}}</w:t>
             </w:r>
           </w:p>
           <w:p>
@@ -558,7 +805,7 @@
               <w:adjustRightInd w:val="0"/>
               <w:snapToGrid w:val="0"/>
               <w:rPr>
-                <w:rFonts w:ascii="微軟正黑體" w:eastAsia="微軟正黑體" w:hAnsi="微軟正黑體" w:hint="eastAsia"/>
+                <w:rFonts w:ascii="微軟正黑體" w:eastAsia="微軟正黑體" w:hAnsi="微軟正黑體"/>
               </w:rPr>
             </w:pPr>
             <w:r>
@@ -568,7 +815,27 @@
                 <w:color w:val="94A3B8"/>
                 <w:sz w:val="18"/>
               </w:rPr>
-              <w:t>{{item.route}}</w:t>
+              <w:t>{{</w:t>
+            </w:r>
+            <w:proofErr w:type="gramStart"/>
+            <w:r>
+              <w:rPr>
+                <w:rFonts w:ascii="微軟正黑體" w:eastAsia="微軟正黑體" w:hAnsi="微軟正黑體" w:hint="eastAsia"/>
+                <w:i/>
+                <w:color w:val="94A3B8"/>
+                <w:sz w:val="18"/>
+              </w:rPr>
+              <w:t>item.route</w:t>
+            </w:r>
+            <w:proofErr w:type="gramEnd"/>
+            <w:r>
+              <w:rPr>
+                <w:rFonts w:ascii="微軟正黑體" w:eastAsia="微軟正黑體" w:hAnsi="微軟正黑體" w:hint="eastAsia"/>
+                <w:i/>
+                <w:color w:val="94A3B8"/>
+                <w:sz w:val="18"/>
+              </w:rPr>
+              <w:t>}}</w:t>
             </w:r>
           </w:p>
           <w:p>
@@ -578,7 +845,7 @@
               <w:adjustRightInd w:val="0"/>
               <w:snapToGrid w:val="0"/>
               <w:rPr>
-                <w:rFonts w:ascii="微軟正黑體" w:eastAsia="微軟正黑體" w:hAnsi="微軟正黑體" w:hint="eastAsia"/>
+                <w:rFonts w:ascii="微軟正黑體" w:eastAsia="微軟正黑體" w:hAnsi="微軟正黑體"/>
               </w:rPr>
             </w:pPr>
             <w:r>
@@ -613,7 +880,7 @@
               <w:spacing w:line="0" w:lineRule="atLeast"/>
               <w:jc w:val="center"/>
               <w:rPr>
-                <w:rFonts w:ascii="微軟正黑體" w:eastAsia="微軟正黑體" w:hAnsi="微軟正黑體" w:hint="eastAsia"/>
+                <w:rFonts w:ascii="微軟正黑體" w:eastAsia="微軟正黑體" w:hAnsi="微軟正黑體"/>
                 <w:b/>
                 <w:szCs w:val="24"/>
               </w:rPr>
@@ -646,7 +913,7 @@
               <w:spacing w:line="0" w:lineRule="atLeast"/>
               <w:jc w:val="center"/>
               <w:rPr>
-                <w:rFonts w:ascii="微軟正黑體" w:eastAsia="微軟正黑體" w:hAnsi="微軟正黑體" w:hint="eastAsia"/>
+                <w:rFonts w:ascii="微軟正黑體" w:eastAsia="微軟正黑體" w:hAnsi="微軟正黑體"/>
                 <w:b/>
                 <w:szCs w:val="24"/>
               </w:rPr>
@@ -684,7 +951,7 @@
             <w:pPr>
               <w:spacing w:line="0" w:lineRule="atLeast"/>
               <w:rPr>
-                <w:rFonts w:ascii="微軟正黑體" w:eastAsia="微軟正黑體" w:hAnsi="微軟正黑體" w:hint="eastAsia"/>
+                <w:rFonts w:ascii="微軟正黑體" w:eastAsia="微軟正黑體" w:hAnsi="微軟正黑體"/>
                 <w:b/>
                 <w:szCs w:val="24"/>
               </w:rPr>
@@ -695,7 +962,25 @@
                 <w:b/>
                 <w:szCs w:val="24"/>
               </w:rPr>
-              <w:t>{{day.meals}}</w:t>
+              <w:t>{{</w:t>
+            </w:r>
+            <w:proofErr w:type="gramStart"/>
+            <w:r>
+              <w:rPr>
+                <w:rFonts w:ascii="微軟正黑體" w:eastAsia="微軟正黑體" w:hAnsi="微軟正黑體" w:hint="eastAsia"/>
+                <w:b/>
+                <w:szCs w:val="24"/>
+              </w:rPr>
+              <w:t>day.meals</w:t>
+            </w:r>
+            <w:proofErr w:type="gramEnd"/>
+            <w:r>
+              <w:rPr>
+                <w:rFonts w:ascii="微軟正黑體" w:eastAsia="微軟正黑體" w:hAnsi="微軟正黑體" w:hint="eastAsia"/>
+                <w:b/>
+                <w:szCs w:val="24"/>
+              </w:rPr>
+              <w:t>}}</w:t>
             </w:r>
           </w:p>
         </w:tc>
@@ -716,7 +1001,7 @@
             <w:pPr>
               <w:spacing w:line="0" w:lineRule="atLeast"/>
               <w:rPr>
-                <w:rFonts w:ascii="微軟正黑體" w:eastAsia="微軟正黑體" w:hAnsi="微軟正黑體" w:hint="eastAsia"/>
+                <w:rFonts w:ascii="微軟正黑體" w:eastAsia="微軟正黑體" w:hAnsi="微軟正黑體"/>
                 <w:b/>
                 <w:szCs w:val="24"/>
               </w:rPr>
@@ -727,7 +1012,25 @@
                 <w:b/>
                 <w:szCs w:val="24"/>
               </w:rPr>
-              <w:t>{{day.hotel}}</w:t>
+              <w:t>{{</w:t>
+            </w:r>
+            <w:proofErr w:type="gramStart"/>
+            <w:r>
+              <w:rPr>
+                <w:rFonts w:ascii="微軟正黑體" w:eastAsia="微軟正黑體" w:hAnsi="微軟正黑體" w:hint="eastAsia"/>
+                <w:b/>
+                <w:szCs w:val="24"/>
+              </w:rPr>
+              <w:t>day.hotel</w:t>
+            </w:r>
+            <w:proofErr w:type="gramEnd"/>
+            <w:r>
+              <w:rPr>
+                <w:rFonts w:ascii="微軟正黑體" w:eastAsia="微軟正黑體" w:hAnsi="微軟正黑體" w:hint="eastAsia"/>
+                <w:b/>
+                <w:szCs w:val="24"/>
+              </w:rPr>
+              <w:t>}}</w:t>
             </w:r>
           </w:p>
         </w:tc>
@@ -753,7 +1056,7 @@
             <w:pPr>
               <w:jc w:val="center"/>
               <w:rPr>
-                <w:rFonts w:ascii="微軟正黑體" w:eastAsia="微軟正黑體" w:hAnsi="微軟正黑體" w:hint="eastAsia"/>
+                <w:rFonts w:ascii="微軟正黑體" w:eastAsia="微軟正黑體" w:hAnsi="微軟正黑體"/>
               </w:rPr>
             </w:pPr>
             <w:r>
@@ -767,15 +1070,11 @@
       </w:tr>
     </w:tbl>
     <w:p>
-      <w:pPr>
-        <w:rPr>
-          <w:rFonts w:hint="eastAsia"/>
-        </w:rPr>
-      </w:pPr>
       <w:r>
         <w:t>{{day_end}}</w:t>
       </w:r>
     </w:p>
+    <w:p/>
     <w:p/>
     <w:p/>
     <w:sectPr>
@@ -1221,7 +1520,7 @@
   <w:style w:type="paragraph" w:default="1" w:styleId="a">
     <w:name w:val="Normal"/>
     <w:qFormat/>
-    <w:rsid w:val="003A2240"/>
+    <w:rsid w:val="00C1055A"/>
     <w:pPr>
       <w:widowControl w:val="0"/>
     </w:pPr>
